--- a/docx/Generic/code_quality.docx
+++ b/docx/Generic/code_quality.docx
@@ -301,8 +301,16 @@
       <w:tblPr>
         <w:tblStyle w:val="Table"/>
         <w:tblW w:type="pct" w:w="5000"/>
-        <w:tblLayout w:type="fixed"/>
+        <w:tblLayout w:type="autofit"/>
         <w:tblLook w:firstRow="1" w:lastRow="0" w:firstColumn="0" w:lastColumn="0" w:noHBand="0" w:noVBand="0" w:val="0020"/>
+        <w:tblBorders>
+          <w:top w:val="single" w:sz="6" w:space="0" w:color="auto"/>
+          <w:left w:val="single" w:sz="6" w:space="0" w:color="auto"/>
+          <w:bottom w:val="single" w:sz="6" w:space="0" w:color="auto"/>
+          <w:right w:val="single" w:sz="6" w:space="0" w:color="auto"/>
+          <w:insideH w:val="single" w:sz="6" w:space="0" w:color="auto"/>
+          <w:insideV w:val="single" w:sz="6" w:space="0" w:color="auto"/>
+        </w:tblBorders>
       </w:tblPr>
       <w:tblGrid>
         <w:gridCol w:w="2066"/>
@@ -719,8 +727,16 @@
       <w:tblPr>
         <w:tblStyle w:val="Table"/>
         <w:tblW w:type="pct" w:w="5000"/>
-        <w:tblLayout w:type="fixed"/>
+        <w:tblLayout w:type="autofit"/>
         <w:tblLook w:firstRow="1" w:lastRow="0" w:firstColumn="0" w:lastColumn="0" w:noHBand="0" w:noVBand="0" w:val="0020"/>
+        <w:tblBorders>
+          <w:top w:val="single" w:sz="6" w:space="0" w:color="auto"/>
+          <w:left w:val="single" w:sz="6" w:space="0" w:color="auto"/>
+          <w:bottom w:val="single" w:sz="6" w:space="0" w:color="auto"/>
+          <w:right w:val="single" w:sz="6" w:space="0" w:color="auto"/>
+          <w:insideH w:val="single" w:sz="6" w:space="0" w:color="auto"/>
+          <w:insideV w:val="single" w:sz="6" w:space="0" w:color="auto"/>
+        </w:tblBorders>
       </w:tblPr>
       <w:tblGrid>
         <w:gridCol w:w="2227"/>
@@ -1087,8 +1103,16 @@
       <w:tblPr>
         <w:tblStyle w:val="Table"/>
         <w:tblW w:type="pct" w:w="5000"/>
-        <w:tblLayout w:type="fixed"/>
+        <w:tblLayout w:type="autofit"/>
         <w:tblLook w:firstRow="1" w:lastRow="0" w:firstColumn="0" w:lastColumn="0" w:noHBand="0" w:noVBand="0" w:val="0020"/>
+        <w:tblBorders>
+          <w:top w:val="single" w:sz="6" w:space="0" w:color="auto"/>
+          <w:left w:val="single" w:sz="6" w:space="0" w:color="auto"/>
+          <w:bottom w:val="single" w:sz="6" w:space="0" w:color="auto"/>
+          <w:right w:val="single" w:sz="6" w:space="0" w:color="auto"/>
+          <w:insideH w:val="single" w:sz="6" w:space="0" w:color="auto"/>
+          <w:insideV w:val="single" w:sz="6" w:space="0" w:color="auto"/>
+        </w:tblBorders>
       </w:tblPr>
       <w:tblGrid>
         <w:gridCol w:w="1980"/>
@@ -2223,6 +2247,7 @@
     <w:bookmarkEnd w:id="23"/>
     <w:bookmarkEnd w:id="24"/>
     <w:sectPr>
+      <w:pgSz w:w="16838" w:h="11906" w:orient="landscape"/>
       <w:footnotePr>
         <w:numRestart w:val="eachSect"/>
       </w:footnotePr>
@@ -2576,6 +2601,7 @@
   <w:docDefaults>
     <w:rPrDefault>
       <w:rPr>
+        <w:color w:val="auto"/>
         <w:rFonts w:asciiTheme="minorHAnsi" w:cstheme="minorBidi" w:eastAsiaTheme="minorEastAsia" w:hAnsiTheme="minorHAnsi"/>
         <w:sz w:val="24"/>
         <w:szCs w:val="24"/>

--- a/docx/Generic/code_quality.docx
+++ b/docx/Generic/code_quality.docx
@@ -301,15 +301,15 @@
       <w:tblPr>
         <w:tblStyle w:val="Table"/>
         <w:tblW w:type="pct" w:w="5000"/>
-        <w:tblLayout w:type="autofit"/>
+        <w:tblLayout w:type="fixed"/>
         <w:tblLook w:firstRow="1" w:lastRow="0" w:firstColumn="0" w:lastColumn="0" w:noHBand="0" w:noVBand="0" w:val="0020"/>
         <w:tblBorders>
-          <w:top w:val="single" w:sz="6" w:space="0" w:color="auto"/>
-          <w:left w:val="single" w:sz="6" w:space="0" w:color="auto"/>
-          <w:bottom w:val="single" w:sz="6" w:space="0" w:color="auto"/>
-          <w:right w:val="single" w:sz="6" w:space="0" w:color="auto"/>
-          <w:insideH w:val="single" w:sz="6" w:space="0" w:color="auto"/>
-          <w:insideV w:val="single" w:sz="6" w:space="0" w:color="auto"/>
+          <w:top w:val="single" w:sz="6" w:space="0" w:color="808080"/>
+          <w:left w:val="single" w:sz="6" w:space="0" w:color="808080"/>
+          <w:bottom w:val="single" w:sz="6" w:space="0" w:color="808080"/>
+          <w:right w:val="single" w:sz="6" w:space="0" w:color="808080"/>
+          <w:insideH w:val="single" w:sz="6" w:space="0" w:color="808080"/>
+          <w:insideV w:val="single" w:sz="6" w:space="0" w:color="808080"/>
         </w:tblBorders>
       </w:tblPr>
       <w:tblGrid>
@@ -727,15 +727,15 @@
       <w:tblPr>
         <w:tblStyle w:val="Table"/>
         <w:tblW w:type="pct" w:w="5000"/>
-        <w:tblLayout w:type="autofit"/>
+        <w:tblLayout w:type="fixed"/>
         <w:tblLook w:firstRow="1" w:lastRow="0" w:firstColumn="0" w:lastColumn="0" w:noHBand="0" w:noVBand="0" w:val="0020"/>
         <w:tblBorders>
-          <w:top w:val="single" w:sz="6" w:space="0" w:color="auto"/>
-          <w:left w:val="single" w:sz="6" w:space="0" w:color="auto"/>
-          <w:bottom w:val="single" w:sz="6" w:space="0" w:color="auto"/>
-          <w:right w:val="single" w:sz="6" w:space="0" w:color="auto"/>
-          <w:insideH w:val="single" w:sz="6" w:space="0" w:color="auto"/>
-          <w:insideV w:val="single" w:sz="6" w:space="0" w:color="auto"/>
+          <w:top w:val="single" w:sz="6" w:space="0" w:color="808080"/>
+          <w:left w:val="single" w:sz="6" w:space="0" w:color="808080"/>
+          <w:bottom w:val="single" w:sz="6" w:space="0" w:color="808080"/>
+          <w:right w:val="single" w:sz="6" w:space="0" w:color="808080"/>
+          <w:insideH w:val="single" w:sz="6" w:space="0" w:color="808080"/>
+          <w:insideV w:val="single" w:sz="6" w:space="0" w:color="808080"/>
         </w:tblBorders>
       </w:tblPr>
       <w:tblGrid>
@@ -1103,15 +1103,15 @@
       <w:tblPr>
         <w:tblStyle w:val="Table"/>
         <w:tblW w:type="pct" w:w="5000"/>
-        <w:tblLayout w:type="autofit"/>
+        <w:tblLayout w:type="fixed"/>
         <w:tblLook w:firstRow="1" w:lastRow="0" w:firstColumn="0" w:lastColumn="0" w:noHBand="0" w:noVBand="0" w:val="0020"/>
         <w:tblBorders>
-          <w:top w:val="single" w:sz="6" w:space="0" w:color="auto"/>
-          <w:left w:val="single" w:sz="6" w:space="0" w:color="auto"/>
-          <w:bottom w:val="single" w:sz="6" w:space="0" w:color="auto"/>
-          <w:right w:val="single" w:sz="6" w:space="0" w:color="auto"/>
-          <w:insideH w:val="single" w:sz="6" w:space="0" w:color="auto"/>
-          <w:insideV w:val="single" w:sz="6" w:space="0" w:color="auto"/>
+          <w:top w:val="single" w:sz="6" w:space="0" w:color="808080"/>
+          <w:left w:val="single" w:sz="6" w:space="0" w:color="808080"/>
+          <w:bottom w:val="single" w:sz="6" w:space="0" w:color="808080"/>
+          <w:right w:val="single" w:sz="6" w:space="0" w:color="808080"/>
+          <w:insideH w:val="single" w:sz="6" w:space="0" w:color="808080"/>
+          <w:insideV w:val="single" w:sz="6" w:space="0" w:color="808080"/>
         </w:tblBorders>
       </w:tblPr>
       <w:tblGrid>
@@ -2601,7 +2601,6 @@
   <w:docDefaults>
     <w:rPrDefault>
       <w:rPr>
-        <w:color w:val="auto"/>
         <w:rFonts w:asciiTheme="minorHAnsi" w:cstheme="minorBidi" w:eastAsiaTheme="minorEastAsia" w:hAnsiTheme="minorHAnsi"/>
         <w:sz w:val="24"/>
         <w:szCs w:val="24"/>
@@ -3144,6 +3143,14 @@
         <w:bottom w:type="dxa" w:w="0"/>
         <w:right w:type="dxa" w:w="108"/>
       </w:tblCellMar>
+      <w:tblBorders>
+        <w:top w:color="auto" w:space="0" w:sz="6" w:val="single"/>
+        <w:left w:color="auto" w:space="0" w:sz="6" w:val="single"/>
+        <w:bottom w:color="auto" w:space="0" w:sz="6" w:val="single"/>
+        <w:right w:color="auto" w:space="0" w:sz="6" w:val="single"/>
+        <w:insideH w:color="auto" w:space="0" w:sz="6" w:val="single"/>
+        <w:insideV w:color="auto" w:space="0" w:sz="6" w:val="single"/>
+      </w:tblBorders>
     </w:tblPr>
     <w:tblStylePr w:type="firstRow">
       <w:tcPr>

--- a/docx/Generic/code_quality.docx
+++ b/docx/Generic/code_quality.docx
@@ -79,7 +79,7 @@
           <w:numId w:val="1002"/>
         </w:numPr>
       </w:pPr>
-      <w:hyperlink w:anchor="sec8">
+      <w:hyperlink w:anchor="sec7">
         <w:r>
           <w:rPr>
             <w:rStyle w:val="Hyperlink"/>
@@ -96,7 +96,7 @@
           <w:numId w:val="1001"/>
         </w:numPr>
       </w:pPr>
-      <w:hyperlink w:anchor="sec9">
+      <w:hyperlink w:anchor="sec8">
         <w:r>
           <w:rPr>
             <w:rStyle w:val="Hyperlink"/>
@@ -113,7 +113,7 @@
           <w:numId w:val="1001"/>
         </w:numPr>
       </w:pPr>
-      <w:hyperlink w:anchor="sec10">
+      <w:hyperlink w:anchor="sec9">
         <w:r>
           <w:rPr>
             <w:rStyle w:val="Hyperlink"/>
@@ -130,7 +130,7 @@
           <w:numId w:val="1001"/>
         </w:numPr>
       </w:pPr>
-      <w:hyperlink w:anchor="sec11">
+      <w:hyperlink w:anchor="sec10">
         <w:r>
           <w:rPr>
             <w:rStyle w:val="Hyperlink"/>
@@ -147,7 +147,7 @@
           <w:numId w:val="1001"/>
         </w:numPr>
       </w:pPr>
-      <w:hyperlink w:anchor="sec16">
+      <w:hyperlink w:anchor="sec12">
         <w:r>
           <w:rPr>
             <w:rStyle w:val="Hyperlink"/>
@@ -164,7 +164,7 @@
           <w:numId w:val="1001"/>
         </w:numPr>
       </w:pPr>
-      <w:hyperlink w:anchor="sec26">
+      <w:hyperlink w:anchor="sec22">
         <w:r>
           <w:rPr>
             <w:rStyle w:val="Hyperlink"/>
@@ -181,7 +181,7 @@
           <w:numId w:val="1003"/>
         </w:numPr>
       </w:pPr>
-      <w:hyperlink w:anchor="sec27">
+      <w:hyperlink w:anchor="sec23">
         <w:r>
           <w:rPr>
             <w:rStyle w:val="Hyperlink"/>
@@ -222,7 +222,7 @@
           <w:numId w:val="1003"/>
         </w:numPr>
       </w:pPr>
-      <w:hyperlink w:anchor="sec28">
+      <w:hyperlink w:anchor="sec24">
         <w:r>
           <w:rPr>
             <w:rStyle w:val="Hyperlink"/>
@@ -239,7 +239,7 @@
           <w:numId w:val="1001"/>
         </w:numPr>
       </w:pPr>
-      <w:hyperlink w:anchor="sec29">
+      <w:hyperlink w:anchor="sec25">
         <w:r>
           <w:rPr>
             <w:rStyle w:val="Hyperlink"/>
@@ -248,21 +248,6 @@
         </w:r>
       </w:hyperlink>
     </w:p>
-    <w:p>
-      <w:pPr>
-        <w:pStyle w:val="FirstParagraph"/>
-      </w:pPr>
-      <w:r>
-        <w:t xml:space="preserve">Automated code quality, linting, and security scanning for PowerShell scripts in CI/CD pipelines.</w:t>
-      </w:r>
-    </w:p>
-    <w:p>
-      <w:r>
-        <w:pict>
-          <v:rect style="width:0;height:1.5pt" o:hralign="center" o:hrstd="t" o:hr="t"/>
-        </w:pict>
-      </w:r>
-    </w:p>
     <w:bookmarkEnd w:id="9"/>
     <w:bookmarkStart w:id="10" w:name="sec3"/>
     <w:p>
@@ -294,7 +279,7 @@
         <w:t xml:space="preserve"> </w:t>
       </w:r>
       <w:r>
-        <w:t xml:space="preserve">stage that executes:</w:t>
+        <w:t xml:space="preserve">stage executing PSScriptAnalyzer (linter + security rules) and gitleaks (secret detection). Reports are archived as build artifacts.</w:t>
       </w:r>
     </w:p>
     <w:tbl>
@@ -434,21 +419,6 @@
         </w:tc>
       </w:tr>
     </w:tbl>
-    <w:p>
-      <w:pPr>
-        <w:pStyle w:val="BodyText"/>
-      </w:pPr>
-      <w:r>
-        <w:t xml:space="preserve">All reports are archived as build artifacts.</w:t>
-      </w:r>
-    </w:p>
-    <w:p>
-      <w:r>
-        <w:pict>
-          <v:rect style="width:0;height:1.5pt" o:hralign="center" o:hrstd="t" o:hr="t"/>
-        </w:pict>
-      </w:r>
-    </w:p>
     <w:bookmarkEnd w:id="10"/>
     <w:bookmarkStart w:id="13" w:name="sec4"/>
     <w:p>
@@ -474,9 +444,102 @@
       </w:pPr>
       <w:r>
         <w:rPr>
+          <w:rStyle w:val="NormalTok"/>
+        </w:rPr>
+        <w:t xml:space="preserve">Install-Module PSScriptAnalyzer </w:t>
+      </w:r>
+      <w:r>
+        <w:rPr>
+          <w:rStyle w:val="OperatorTok"/>
+        </w:rPr>
+        <w:t xml:space="preserve">-</w:t>
+      </w:r>
+      <w:r>
+        <w:rPr>
+          <w:rStyle w:val="NormalTok"/>
+        </w:rPr>
+        <w:t xml:space="preserve">RequiredVersion </w:t>
+      </w:r>
+      <w:r>
+        <w:rPr>
+          <w:rStyle w:val="DecValTok"/>
+        </w:rPr>
+        <w:t xml:space="preserve">1.21</w:t>
+      </w:r>
+      <w:r>
+        <w:rPr>
+          <w:rStyle w:val="OperatorTok"/>
+        </w:rPr>
+        <w:t xml:space="preserve">.</w:t>
+      </w:r>
+      <w:r>
+        <w:rPr>
+          <w:rStyle w:val="DecValTok"/>
+        </w:rPr>
+        <w:t xml:space="preserve">0</w:t>
+      </w:r>
+      <w:r>
+        <w:rPr>
+          <w:rStyle w:val="NormalTok"/>
+        </w:rPr>
+        <w:t xml:space="preserve"> </w:t>
+      </w:r>
+      <w:r>
+        <w:rPr>
+          <w:rStyle w:val="OperatorTok"/>
+        </w:rPr>
+        <w:t xml:space="preserve">-</w:t>
+      </w:r>
+      <w:r>
+        <w:rPr>
+          <w:rStyle w:val="NormalTok"/>
+        </w:rPr>
+        <w:t xml:space="preserve">Scope CurrentUser </w:t>
+      </w:r>
+      <w:r>
+        <w:rPr>
+          <w:rStyle w:val="OperatorTok"/>
+        </w:rPr>
+        <w:t xml:space="preserve">-</w:t>
+      </w:r>
+      <w:r>
+        <w:rPr>
+          <w:rStyle w:val="NormalTok"/>
+        </w:rPr>
+        <w:t xml:space="preserve">SkipPublisherCheck </w:t>
+      </w:r>
+      <w:r>
+        <w:rPr>
+          <w:rStyle w:val="OperatorTok"/>
+        </w:rPr>
+        <w:t xml:space="preserve">-</w:t>
+      </w:r>
+      <w:r>
+        <w:rPr>
+          <w:rStyle w:val="NormalTok"/>
+        </w:rPr>
+        <w:t xml:space="preserve">Force </w:t>
+      </w:r>
+      <w:r>
+        <w:rPr>
+          <w:rStyle w:val="OperatorTok"/>
+        </w:rPr>
+        <w:t xml:space="preserve">-</w:t>
+      </w:r>
+      <w:r>
+        <w:rPr>
+          <w:rStyle w:val="NormalTok"/>
+        </w:rPr>
+        <w:t xml:space="preserve">AllowClobber</w:t>
+      </w:r>
+      <w:r>
+        <w:br/>
+      </w:r>
+      <w:r>
+        <w:rPr>
           <w:rStyle w:val="CommentTok"/>
         </w:rPr>
-        <w:t xml:space="preserve"># Install from bundled vendor copy (offline-capable) {#sec6}</w:t>
+        <w:t xml:space="preserve"># setup script handles offline install automatically: {#sec6}</w:t>
       </w:r>
       <w:r>
         <w:br/>
@@ -485,7 +548,7 @@
         <w:rPr>
           <w:rStyle w:val="NormalTok"/>
         </w:rPr>
-        <w:t xml:space="preserve">Install-Module PSScriptAnalyzer </w:t>
+        <w:t xml:space="preserve">pwsh </w:t>
       </w:r>
       <w:r>
         <w:rPr>
@@ -497,13 +560,19 @@
         <w:rPr>
           <w:rStyle w:val="NormalTok"/>
         </w:rPr>
-        <w:t xml:space="preserve">RequiredVersion </w:t>
-      </w:r>
-      <w:r>
-        <w:rPr>
-          <w:rStyle w:val="DecValTok"/>
-        </w:rPr>
-        <w:t xml:space="preserve">1.21</w:t>
+        <w:t xml:space="preserve">File scripts</w:t>
+      </w:r>
+      <w:r>
+        <w:rPr>
+          <w:rStyle w:val="OperatorTok"/>
+        </w:rPr>
+        <w:t xml:space="preserve">/</w:t>
+      </w:r>
+      <w:r>
+        <w:rPr>
+          <w:rStyle w:val="NormalTok"/>
+        </w:rPr>
+        <w:t xml:space="preserve">setup-runner</w:t>
       </w:r>
       <w:r>
         <w:rPr>
@@ -513,9 +582,39 @@
       </w:r>
       <w:r>
         <w:rPr>
-          <w:rStyle w:val="DecValTok"/>
-        </w:rPr>
-        <w:t xml:space="preserve">0</w:t>
+          <w:rStyle w:val="FunctionTok"/>
+        </w:rPr>
+        <w:t xml:space="preserve">ps1</w:t>
+      </w:r>
+      <w:r>
+        <w:br/>
+      </w:r>
+      <w:r>
+        <w:br/>
+      </w:r>
+      <w:r>
+        <w:rPr>
+          <w:rStyle w:val="NormalTok"/>
+        </w:rPr>
+        <w:t xml:space="preserve">Invoke-ScriptAnalyzer </w:t>
+      </w:r>
+      <w:r>
+        <w:rPr>
+          <w:rStyle w:val="OperatorTok"/>
+        </w:rPr>
+        <w:t xml:space="preserve">-</w:t>
+      </w:r>
+      <w:r>
+        <w:rPr>
+          <w:rStyle w:val="NormalTok"/>
+        </w:rPr>
+        <w:t xml:space="preserve">Path </w:t>
+      </w:r>
+      <w:r>
+        <w:rPr>
+          <w:rStyle w:val="StringTok"/>
+        </w:rPr>
+        <w:t xml:space="preserve">'src\powershell\Automation'</w:t>
       </w:r>
       <w:r>
         <w:rPr>
@@ -533,7 +632,7 @@
         <w:rPr>
           <w:rStyle w:val="NormalTok"/>
         </w:rPr>
-        <w:t xml:space="preserve">Scope CurrentUser </w:t>
+        <w:t xml:space="preserve">Recurse </w:t>
       </w:r>
       <w:r>
         <w:rPr>
@@ -545,7 +644,19 @@
         <w:rPr>
           <w:rStyle w:val="NormalTok"/>
         </w:rPr>
-        <w:t xml:space="preserve">SkipPublisherCheck </w:t>
+        <w:t xml:space="preserve">Severity Error</w:t>
+      </w:r>
+      <w:r>
+        <w:rPr>
+          <w:rStyle w:val="OperatorTok"/>
+        </w:rPr>
+        <w:t xml:space="preserve">,</w:t>
+      </w:r>
+      <w:r>
+        <w:rPr>
+          <w:rStyle w:val="NormalTok"/>
+        </w:rPr>
+        <w:t xml:space="preserve">Warning </w:t>
       </w:r>
       <w:r>
         <w:rPr>
@@ -557,164 +668,11 @@
         <w:rPr>
           <w:rStyle w:val="NormalTok"/>
         </w:rPr>
-        <w:t xml:space="preserve">Force </w:t>
-      </w:r>
-      <w:r>
-        <w:rPr>
-          <w:rStyle w:val="OperatorTok"/>
-        </w:rPr>
-        <w:t xml:space="preserve">-</w:t>
-      </w:r>
-      <w:r>
-        <w:rPr>
-          <w:rStyle w:val="NormalTok"/>
-        </w:rPr>
-        <w:t xml:space="preserve">AllowClobber</w:t>
-      </w:r>
-      <w:r>
-        <w:br/>
-      </w:r>
-      <w:r>
-        <w:br/>
-      </w:r>
-      <w:r>
-        <w:rPr>
-          <w:rStyle w:val="CommentTok"/>
-        </w:rPr>
-        <w:t xml:space="preserve"># Or use the setup script which handles offline installation automatically {#sec7}</w:t>
-      </w:r>
-      <w:r>
-        <w:br/>
-      </w:r>
-      <w:r>
-        <w:rPr>
-          <w:rStyle w:val="NormalTok"/>
-        </w:rPr>
-        <w:t xml:space="preserve">pwsh </w:t>
-      </w:r>
-      <w:r>
-        <w:rPr>
-          <w:rStyle w:val="OperatorTok"/>
-        </w:rPr>
-        <w:t xml:space="preserve">-</w:t>
-      </w:r>
-      <w:r>
-        <w:rPr>
-          <w:rStyle w:val="NormalTok"/>
-        </w:rPr>
-        <w:t xml:space="preserve">File scripts</w:t>
-      </w:r>
-      <w:r>
-        <w:rPr>
-          <w:rStyle w:val="OperatorTok"/>
-        </w:rPr>
-        <w:t xml:space="preserve">/</w:t>
-      </w:r>
-      <w:r>
-        <w:rPr>
-          <w:rStyle w:val="NormalTok"/>
-        </w:rPr>
-        <w:t xml:space="preserve">setup-runner</w:t>
-      </w:r>
-      <w:r>
-        <w:rPr>
-          <w:rStyle w:val="OperatorTok"/>
-        </w:rPr>
-        <w:t xml:space="preserve">.</w:t>
-      </w:r>
-      <w:r>
-        <w:rPr>
-          <w:rStyle w:val="FunctionTok"/>
-        </w:rPr>
-        <w:t xml:space="preserve">ps1</w:t>
-      </w:r>
-      <w:r>
-        <w:br/>
-      </w:r>
-      <w:r>
-        <w:br/>
-      </w:r>
-      <w:r>
-        <w:rPr>
-          <w:rStyle w:val="NormalTok"/>
-        </w:rPr>
-        <w:t xml:space="preserve">Invoke-ScriptAnalyzer </w:t>
-      </w:r>
-      <w:r>
-        <w:rPr>
-          <w:rStyle w:val="OperatorTok"/>
-        </w:rPr>
-        <w:t xml:space="preserve">-</w:t>
-      </w:r>
-      <w:r>
-        <w:rPr>
-          <w:rStyle w:val="NormalTok"/>
-        </w:rPr>
-        <w:t xml:space="preserve">Path </w:t>
-      </w:r>
-      <w:r>
-        <w:rPr>
-          <w:rStyle w:val="StringTok"/>
-        </w:rPr>
-        <w:t xml:space="preserve">'src\powershell\Automation'</w:t>
-      </w:r>
-      <w:r>
-        <w:rPr>
-          <w:rStyle w:val="NormalTok"/>
-        </w:rPr>
-        <w:t xml:space="preserve"> </w:t>
-      </w:r>
-      <w:r>
-        <w:rPr>
-          <w:rStyle w:val="OperatorTok"/>
-        </w:rPr>
-        <w:t xml:space="preserve">-</w:t>
-      </w:r>
-      <w:r>
-        <w:rPr>
-          <w:rStyle w:val="NormalTok"/>
-        </w:rPr>
-        <w:t xml:space="preserve">Recurse </w:t>
-      </w:r>
-      <w:r>
-        <w:rPr>
-          <w:rStyle w:val="OperatorTok"/>
-        </w:rPr>
-        <w:t xml:space="preserve">-</w:t>
-      </w:r>
-      <w:r>
-        <w:rPr>
-          <w:rStyle w:val="NormalTok"/>
-        </w:rPr>
-        <w:t xml:space="preserve">Severity Error</w:t>
-      </w:r>
-      <w:r>
-        <w:rPr>
-          <w:rStyle w:val="OperatorTok"/>
-        </w:rPr>
-        <w:t xml:space="preserve">,</w:t>
-      </w:r>
-      <w:r>
-        <w:rPr>
-          <w:rStyle w:val="NormalTok"/>
-        </w:rPr>
-        <w:t xml:space="preserve">Warning </w:t>
-      </w:r>
-      <w:r>
-        <w:rPr>
-          <w:rStyle w:val="OperatorTok"/>
-        </w:rPr>
-        <w:t xml:space="preserve">-</w:t>
-      </w:r>
-      <w:r>
-        <w:rPr>
-          <w:rStyle w:val="NormalTok"/>
-        </w:rPr>
         <w:t xml:space="preserve">OutputFormat Json</w:t>
       </w:r>
     </w:p>
     <w:bookmarkEnd w:id="11"/>
-    <w:bookmarkStart w:id="12" w:name="sec8"/>
+    <w:bookmarkStart w:id="12" w:name="sec7"/>
     <w:p>
       <w:pPr>
         <w:pStyle w:val="Heading3"/>
@@ -987,16 +945,9 @@
         </w:tc>
       </w:tr>
     </w:tbl>
-    <w:p>
-      <w:r>
-        <w:pict>
-          <v:rect style="width:0;height:1.5pt" o:hralign="center" o:hrstd="t" o:hr="t"/>
-        </w:pict>
-      </w:r>
-    </w:p>
     <w:bookmarkEnd w:id="12"/>
     <w:bookmarkEnd w:id="13"/>
-    <w:bookmarkStart w:id="14" w:name="sec9"/>
+    <w:bookmarkStart w:id="14" w:name="sec8"/>
     <w:p>
       <w:pPr>
         <w:pStyle w:val="Heading2"/>
@@ -1069,28 +1020,11 @@
         <w:pStyle w:val="FirstParagraph"/>
       </w:pPr>
       <w:r>
-        <w:rPr>
-          <w:b/>
-          <w:bCs/>
-        </w:rPr>
-        <w:t xml:space="preserve">Detects:</w:t>
-      </w:r>
-      <w:r>
-        <w:t xml:space="preserve"> </w:t>
-      </w:r>
-      <w:r>
-        <w:t xml:space="preserve">AWS keys, GitHub tokens, private keys, bearer tokens, high-entropy strings.</w:t>
-      </w:r>
-    </w:p>
-    <w:p>
-      <w:r>
-        <w:pict>
-          <v:rect style="width:0;height:1.5pt" o:hralign="center" o:hrstd="t" o:hr="t"/>
-        </w:pict>
+        <w:t xml:space="preserve">Detects: AWS keys, GitHub tokens, private keys, bearer tokens, high-entropy strings.</w:t>
       </w:r>
     </w:p>
     <w:bookmarkEnd w:id="14"/>
-    <w:bookmarkStart w:id="15" w:name="sec10"/>
+    <w:bookmarkStart w:id="15" w:name="sec9"/>
     <w:p>
       <w:pPr>
         <w:pStyle w:val="Heading2"/>
@@ -1184,7 +1118,10 @@
               <w:t xml:space="preserve">Error</w:t>
             </w:r>
             <w:r>
-              <w:t xml:space="preserve">-severity findings</w:t>
+              <w:t xml:space="preserve"> </w:t>
+            </w:r>
+            <w:r>
+              <w:t xml:space="preserve">findings</w:t>
             </w:r>
           </w:p>
         </w:tc>
@@ -1210,7 +1147,7 @@
               <w:t xml:space="preserve"> </w:t>
             </w:r>
             <w:r>
-              <w:t xml:space="preserve">findings must be resolved</w:t>
+              <w:t xml:space="preserve">findings resolved</w:t>
             </w:r>
           </w:p>
         </w:tc>
@@ -1269,15 +1206,8 @@
         </w:tc>
       </w:tr>
     </w:tbl>
-    <w:p>
-      <w:r>
-        <w:pict>
-          <v:rect style="width:0;height:1.5pt" o:hralign="center" o:hrstd="t" o:hr="t"/>
-        </w:pict>
-      </w:r>
-    </w:p>
     <w:bookmarkEnd w:id="15"/>
-    <w:bookmarkStart w:id="16" w:name="sec11"/>
+    <w:bookmarkStart w:id="16" w:name="sec10"/>
     <w:p>
       <w:pPr>
         <w:pStyle w:val="Heading2"/>
@@ -1292,18 +1222,66 @@
       </w:pPr>
       <w:r>
         <w:rPr>
+          <w:rStyle w:val="NormalTok"/>
+        </w:rPr>
+        <w:t xml:space="preserve">Install-Module PSScriptAnalyzer </w:t>
+      </w:r>
+      <w:r>
+        <w:rPr>
+          <w:rStyle w:val="OperatorTok"/>
+        </w:rPr>
+        <w:t xml:space="preserve">-</w:t>
+      </w:r>
+      <w:r>
+        <w:rPr>
+          <w:rStyle w:val="NormalTok"/>
+        </w:rPr>
+        <w:t xml:space="preserve">Scope CurrentUser </w:t>
+      </w:r>
+      <w:r>
+        <w:rPr>
+          <w:rStyle w:val="OperatorTok"/>
+        </w:rPr>
+        <w:t xml:space="preserve">-</w:t>
+      </w:r>
+      <w:r>
+        <w:rPr>
+          <w:rStyle w:val="NormalTok"/>
+        </w:rPr>
+        <w:t xml:space="preserve">SkipPublisherCheck </w:t>
+      </w:r>
+      <w:r>
+        <w:rPr>
+          <w:rStyle w:val="OperatorTok"/>
+        </w:rPr>
+        <w:t xml:space="preserve">-</w:t>
+      </w:r>
+      <w:r>
+        <w:rPr>
+          <w:rStyle w:val="NormalTok"/>
+        </w:rPr>
+        <w:t xml:space="preserve">Force</w:t>
+      </w:r>
+      <w:r>
+        <w:br/>
+      </w:r>
+      <w:r>
+        <w:rPr>
           <w:rStyle w:val="CommentTok"/>
         </w:rPr>
-        <w:t xml:space="preserve"># Install tools {#sec12}</w:t>
+        <w:t xml:space="preserve"># winget install gitleaks {#sec11}</w:t>
       </w:r>
       <w:r>
         <w:br/>
       </w:r>
       <w:r>
-        <w:rPr>
-          <w:rStyle w:val="NormalTok"/>
-        </w:rPr>
-        <w:t xml:space="preserve">Install-Module PSScriptAnalyzer </w:t>
+        <w:br/>
+      </w:r>
+      <w:r>
+        <w:rPr>
+          <w:rStyle w:val="NormalTok"/>
+        </w:rPr>
+        <w:t xml:space="preserve">Invoke-ScriptAnalyzer </w:t>
       </w:r>
       <w:r>
         <w:rPr>
@@ -1315,7 +1293,19 @@
         <w:rPr>
           <w:rStyle w:val="NormalTok"/>
         </w:rPr>
-        <w:t xml:space="preserve">Scope CurrentUser </w:t>
+        <w:t xml:space="preserve">Path </w:t>
+      </w:r>
+      <w:r>
+        <w:rPr>
+          <w:rStyle w:val="StringTok"/>
+        </w:rPr>
+        <w:t xml:space="preserve">'src\powershell\Automation'</w:t>
+      </w:r>
+      <w:r>
+        <w:rPr>
+          <w:rStyle w:val="NormalTok"/>
+        </w:rPr>
+        <w:t xml:space="preserve"> </w:t>
       </w:r>
       <w:r>
         <w:rPr>
@@ -1327,7 +1317,7 @@
         <w:rPr>
           <w:rStyle w:val="NormalTok"/>
         </w:rPr>
-        <w:t xml:space="preserve">SkipPublisherCheck </w:t>
+        <w:t xml:space="preserve">Recurse </w:t>
       </w:r>
       <w:r>
         <w:rPr>
@@ -1339,37 +1329,388 @@
         <w:rPr>
           <w:rStyle w:val="NormalTok"/>
         </w:rPr>
-        <w:t xml:space="preserve">Force</w:t>
+        <w:t xml:space="preserve">Severity Error</w:t>
+      </w:r>
+      <w:r>
+        <w:rPr>
+          <w:rStyle w:val="OperatorTok"/>
+        </w:rPr>
+        <w:t xml:space="preserve">,</w:t>
+      </w:r>
+      <w:r>
+        <w:rPr>
+          <w:rStyle w:val="NormalTok"/>
+        </w:rPr>
+        <w:t xml:space="preserve">Warning</w:t>
       </w:r>
       <w:r>
         <w:br/>
       </w:r>
       <w:r>
         <w:rPr>
+          <w:rStyle w:val="NormalTok"/>
+        </w:rPr>
+        <w:t xml:space="preserve">gitleaks detect </w:t>
+      </w:r>
+      <w:r>
+        <w:rPr>
+          <w:rStyle w:val="OperatorTok"/>
+        </w:rPr>
+        <w:t xml:space="preserve">--</w:t>
+      </w:r>
+      <w:r>
+        <w:rPr>
+          <w:rStyle w:val="NormalTok"/>
+        </w:rPr>
+        <w:t xml:space="preserve">source</w:t>
+      </w:r>
+      <w:r>
+        <w:rPr>
+          <w:rStyle w:val="OperatorTok"/>
+        </w:rPr>
+        <w:t xml:space="preserve">=.</w:t>
+      </w:r>
+      <w:r>
+        <w:rPr>
+          <w:rStyle w:val="NormalTok"/>
+        </w:rPr>
+        <w:t xml:space="preserve"> </w:t>
+      </w:r>
+      <w:r>
+        <w:rPr>
+          <w:rStyle w:val="OperatorTok"/>
+        </w:rPr>
+        <w:t xml:space="preserve">--</w:t>
+      </w:r>
+      <w:r>
+        <w:rPr>
+          <w:rStyle w:val="NormalTok"/>
+        </w:rPr>
+        <w:t xml:space="preserve">report-format json </w:t>
+      </w:r>
+      <w:r>
+        <w:rPr>
+          <w:rStyle w:val="OperatorTok"/>
+        </w:rPr>
+        <w:t xml:space="preserve">--</w:t>
+      </w:r>
+      <w:r>
+        <w:rPr>
+          <w:rStyle w:val="NormalTok"/>
+        </w:rPr>
+        <w:t xml:space="preserve">no-banner</w:t>
+      </w:r>
+    </w:p>
+    <w:bookmarkEnd w:id="16"/>
+    <w:bookmarkStart w:id="17" w:name="sec12"/>
+    <w:p>
+      <w:pPr>
+        <w:pStyle w:val="Heading2"/>
+      </w:pPr>
+      <w:r>
+        <w:t xml:space="preserve">Quick Reference: Common Quality Rules</w:t>
+      </w:r>
+    </w:p>
+    <w:p>
+      <w:pPr>
+        <w:pStyle w:val="SourceCode"/>
+      </w:pPr>
+      <w:r>
+        <w:rPr>
           <w:rStyle w:val="CommentTok"/>
         </w:rPr>
-        <w:t xml:space="preserve"># winget install gitleaks {#sec13}</w:t>
+        <w:t xml:space="preserve"># 1. Never hardcode credentials {#sec13}</w:t>
       </w:r>
       <w:r>
         <w:br/>
       </w:r>
       <w:r>
+        <w:rPr>
+          <w:rStyle w:val="CommentTok"/>
+        </w:rPr>
+        <w:t xml:space="preserve"># BAD:  $password = "MySecretP@ss" {#sec14}</w:t>
+      </w:r>
+      <w:r>
         <w:br/>
       </w:r>
       <w:r>
         <w:rPr>
           <w:rStyle w:val="CommentTok"/>
         </w:rPr>
-        <w:t xml:space="preserve"># Lint all PowerShell code {#sec14}</w:t>
+        <w:t xml:space="preserve"># GOOD: $credential = Get-Secret -Name 'MySecret' -Vault MyVault {#sec15}</w:t>
       </w:r>
       <w:r>
         <w:br/>
       </w:r>
       <w:r>
-        <w:rPr>
-          <w:rStyle w:val="NormalTok"/>
-        </w:rPr>
-        <w:t xml:space="preserve">Invoke-ScriptAnalyzer </w:t>
+        <w:br/>
+      </w:r>
+      <w:r>
+        <w:rPr>
+          <w:rStyle w:val="CommentTok"/>
+        </w:rPr>
+        <w:t xml:space="preserve"># 2. Never use Invoke-Expression on outside input {#sec16}</w:t>
+      </w:r>
+      <w:r>
+        <w:br/>
+      </w:r>
+      <w:r>
+        <w:rPr>
+          <w:rStyle w:val="CommentTok"/>
+        </w:rPr>
+        <w:t xml:space="preserve"># BAD:  Invoke-Expression $userInput {#sec17}</w:t>
+      </w:r>
+      <w:r>
+        <w:br/>
+      </w:r>
+      <w:r>
+        <w:rPr>
+          <w:rStyle w:val="CommentTok"/>
+        </w:rPr>
+        <w:t xml:space="preserve"># GOOD: avoid entirely; prefer direct cmdlet calls {#sec18}</w:t>
+      </w:r>
+      <w:r>
+        <w:br/>
+      </w:r>
+      <w:r>
+        <w:br/>
+      </w:r>
+      <w:r>
+        <w:rPr>
+          <w:rStyle w:val="CommentTok"/>
+        </w:rPr>
+        <w:t xml:space="preserve"># 3. Always validate inputs {#sec19}</w:t>
+      </w:r>
+      <w:r>
+        <w:br/>
+      </w:r>
+      <w:r>
+        <w:rPr>
+          <w:rStyle w:val="KeywordTok"/>
+        </w:rPr>
+        <w:t xml:space="preserve">param</w:t>
+      </w:r>
+      <w:r>
+        <w:rPr>
+          <w:rStyle w:val="OperatorTok"/>
+        </w:rPr>
+        <w:t xml:space="preserve">([</w:t>
+      </w:r>
+      <w:r>
+        <w:rPr>
+          <w:rStyle w:val="NormalTok"/>
+        </w:rPr>
+        <w:t xml:space="preserve">Parameter</w:t>
+      </w:r>
+      <w:r>
+        <w:rPr>
+          <w:rStyle w:val="OperatorTok"/>
+        </w:rPr>
+        <w:t xml:space="preserve">(</w:t>
+      </w:r>
+      <w:r>
+        <w:rPr>
+          <w:rStyle w:val="NormalTok"/>
+        </w:rPr>
+        <w:t xml:space="preserve">Mandatory</w:t>
+      </w:r>
+      <w:r>
+        <w:rPr>
+          <w:rStyle w:val="OperatorTok"/>
+        </w:rPr>
+        <w:t xml:space="preserve">)][</w:t>
+      </w:r>
+      <w:r>
+        <w:rPr>
+          <w:rStyle w:val="NormalTok"/>
+        </w:rPr>
+        <w:t xml:space="preserve">ValidateScript</w:t>
+      </w:r>
+      <w:r>
+        <w:rPr>
+          <w:rStyle w:val="OperatorTok"/>
+        </w:rPr>
+        <w:t xml:space="preserve">({</w:t>
+      </w:r>
+      <w:r>
+        <w:rPr>
+          <w:rStyle w:val="NormalTok"/>
+        </w:rPr>
+        <w:t xml:space="preserve"> Test-Path </w:t>
+      </w:r>
+      <w:r>
+        <w:rPr>
+          <w:rStyle w:val="VariableTok"/>
+        </w:rPr>
+        <w:t xml:space="preserve">$_</w:t>
+      </w:r>
+      <w:r>
+        <w:rPr>
+          <w:rStyle w:val="NormalTok"/>
+        </w:rPr>
+        <w:t xml:space="preserve"> </w:t>
+      </w:r>
+      <w:r>
+        <w:rPr>
+          <w:rStyle w:val="OperatorTok"/>
+        </w:rPr>
+        <w:t xml:space="preserve">})]</w:t>
+      </w:r>
+      <w:r>
+        <w:rPr>
+          <w:rStyle w:val="NormalTok"/>
+        </w:rPr>
+        <w:t xml:space="preserve"> </w:t>
+      </w:r>
+      <w:r>
+        <w:rPr>
+          <w:rStyle w:val="OperatorTok"/>
+        </w:rPr>
+        <w:t xml:space="preserve">[</w:t>
+      </w:r>
+      <w:r>
+        <w:rPr>
+          <w:rStyle w:val="DataTypeTok"/>
+        </w:rPr>
+        <w:t xml:space="preserve">string</w:t>
+      </w:r>
+      <w:r>
+        <w:rPr>
+          <w:rStyle w:val="OperatorTok"/>
+        </w:rPr>
+        <w:t xml:space="preserve">]</w:t>
+      </w:r>
+      <w:r>
+        <w:rPr>
+          <w:rStyle w:val="NormalTok"/>
+        </w:rPr>
+        <w:t xml:space="preserve"> </w:t>
+      </w:r>
+      <w:r>
+        <w:rPr>
+          <w:rStyle w:val="VariableTok"/>
+        </w:rPr>
+        <w:t xml:space="preserve">$Path</w:t>
+      </w:r>
+      <w:r>
+        <w:rPr>
+          <w:rStyle w:val="OperatorTok"/>
+        </w:rPr>
+        <w:t xml:space="preserve">)</w:t>
+      </w:r>
+      <w:r>
+        <w:br/>
+      </w:r>
+      <w:r>
+        <w:br/>
+      </w:r>
+      <w:r>
+        <w:rPr>
+          <w:rStyle w:val="CommentTok"/>
+        </w:rPr>
+        <w:t xml:space="preserve"># 4. Use ShouldProcess for mutating cmdlets {#sec20}</w:t>
+      </w:r>
+      <w:r>
+        <w:br/>
+      </w:r>
+      <w:r>
+        <w:rPr>
+          <w:rStyle w:val="OperatorTok"/>
+        </w:rPr>
+        <w:t xml:space="preserve">[</w:t>
+      </w:r>
+      <w:r>
+        <w:rPr>
+          <w:rStyle w:val="NormalTok"/>
+        </w:rPr>
+        <w:t xml:space="preserve">Cmdlet</w:t>
+      </w:r>
+      <w:r>
+        <w:rPr>
+          <w:rStyle w:val="OperatorTok"/>
+        </w:rPr>
+        <w:t xml:space="preserve">(</w:t>
+      </w:r>
+      <w:r>
+        <w:rPr>
+          <w:rStyle w:val="NormalTok"/>
+        </w:rPr>
+        <w:t xml:space="preserve">VerbsCommon</w:t>
+      </w:r>
+      <w:r>
+        <w:rPr>
+          <w:rStyle w:val="OperatorTok"/>
+        </w:rPr>
+        <w:t xml:space="preserve">.</w:t>
+      </w:r>
+      <w:r>
+        <w:rPr>
+          <w:rStyle w:val="FunctionTok"/>
+        </w:rPr>
+        <w:t xml:space="preserve">Set</w:t>
+      </w:r>
+      <w:r>
+        <w:rPr>
+          <w:rStyle w:val="OperatorTok"/>
+        </w:rPr>
+        <w:t xml:space="preserve">,</w:t>
+      </w:r>
+      <w:r>
+        <w:rPr>
+          <w:rStyle w:val="NormalTok"/>
+        </w:rPr>
+        <w:t xml:space="preserve"> </w:t>
+      </w:r>
+      <w:r>
+        <w:rPr>
+          <w:rStyle w:val="StringTok"/>
+        </w:rPr>
+        <w:t xml:space="preserve">'ServerState'</w:t>
+      </w:r>
+      <w:r>
+        <w:rPr>
+          <w:rStyle w:val="OperatorTok"/>
+        </w:rPr>
+        <w:t xml:space="preserve">,</w:t>
+      </w:r>
+      <w:r>
+        <w:rPr>
+          <w:rStyle w:val="NormalTok"/>
+        </w:rPr>
+        <w:t xml:space="preserve"> SupportsShouldProcess</w:t>
+      </w:r>
+      <w:r>
+        <w:rPr>
+          <w:rStyle w:val="OperatorTok"/>
+        </w:rPr>
+        <w:t xml:space="preserve">)]</w:t>
+      </w:r>
+      <w:r>
+        <w:br/>
+      </w:r>
+      <w:r>
+        <w:br/>
+      </w:r>
+      <w:r>
+        <w:rPr>
+          <w:rStyle w:val="CommentTok"/>
+        </w:rPr>
+        <w:t xml:space="preserve"># 5. Set strict mode at script top {#sec21}</w:t>
+      </w:r>
+      <w:r>
+        <w:br/>
+      </w:r>
+      <w:r>
+        <w:rPr>
+          <w:rStyle w:val="FunctionTok"/>
+        </w:rPr>
+        <w:t xml:space="preserve">Set-StrictMode</w:t>
+      </w:r>
+      <w:r>
+        <w:rPr>
+          <w:rStyle w:val="NormalTok"/>
+        </w:rPr>
+        <w:t xml:space="preserve"> </w:t>
       </w:r>
       <w:r>
         <w:rPr>
@@ -1381,621 +1722,211 @@
         <w:rPr>
           <w:rStyle w:val="NormalTok"/>
         </w:rPr>
-        <w:t xml:space="preserve">Path </w:t>
-      </w:r>
-      <w:r>
-        <w:rPr>
-          <w:rStyle w:val="StringTok"/>
-        </w:rPr>
-        <w:t xml:space="preserve">'src\powershell\Automation'</w:t>
-      </w:r>
-      <w:r>
-        <w:rPr>
-          <w:rStyle w:val="NormalTok"/>
-        </w:rPr>
+        <w:t xml:space="preserve">Version Latest</w:t>
+      </w:r>
+    </w:p>
+    <w:bookmarkEnd w:id="17"/>
+    <w:bookmarkStart w:id="20" w:name="sec22"/>
+    <w:p>
+      <w:pPr>
+        <w:pStyle w:val="Heading2"/>
+      </w:pPr>
+      <w:r>
+        <w:t xml:space="preserve">Handling Findings</w:t>
+      </w:r>
+    </w:p>
+    <w:bookmarkStart w:id="18" w:name="sec23"/>
+    <w:p>
+      <w:pPr>
+        <w:pStyle w:val="Heading3"/>
+      </w:pPr>
+      <w:r>
+        <w:t xml:space="preserve">PSScriptAnalyzer</w:t>
+      </w:r>
+      <w:r>
         <w:t xml:space="preserve"> </w:t>
       </w:r>
       <w:r>
         <w:rPr>
-          <w:rStyle w:val="OperatorTok"/>
-        </w:rPr>
+          <w:rStyle w:val="VerbatimChar"/>
+        </w:rPr>
+        <w:t xml:space="preserve">Error</w:t>
+      </w:r>
+      <w:r>
+        <w:t xml:space="preserve"> </w:t>
+      </w:r>
+      <w:r>
+        <w:t xml:space="preserve">Findings</w:t>
+      </w:r>
+    </w:p>
+    <w:p>
+      <w:pPr>
+        <w:pStyle w:val="FirstParagraph"/>
+      </w:pPr>
+      <w:r>
+        <w:t xml:space="preserve">Blocking - fix before merging:</w:t>
+      </w:r>
+      <w:r>
+        <w:t xml:space="preserve"> </w:t>
+      </w:r>
+      <w:r>
         <w:t xml:space="preserve">-</w:t>
       </w:r>
       <w:r>
-        <w:rPr>
-          <w:rStyle w:val="NormalTok"/>
-        </w:rPr>
-        <w:t xml:space="preserve">Recurse </w:t>
-      </w:r>
-      <w:r>
-        <w:rPr>
-          <w:rStyle w:val="OperatorTok"/>
-        </w:rPr>
+        <w:t xml:space="preserve"> </w:t>
+      </w:r>
+      <w:r>
+        <w:rPr>
+          <w:rStyle w:val="VerbatimChar"/>
+          <w:b/>
+          <w:bCs/>
+        </w:rPr>
+        <w:t xml:space="preserve">AvoidUsingConvertToSecureStringWithPlainText</w:t>
+      </w:r>
+      <w:r>
+        <w:t xml:space="preserve">: replace literal passwords with</w:t>
+      </w:r>
+      <w:r>
+        <w:t xml:space="preserve"> </w:t>
+      </w:r>
+      <w:r>
+        <w:rPr>
+          <w:rStyle w:val="VerbatimChar"/>
+        </w:rPr>
+        <w:t xml:space="preserve">Get-Credential</w:t>
+      </w:r>
+      <w:r>
+        <w:t xml:space="preserve">,</w:t>
+      </w:r>
+      <w:r>
+        <w:t xml:space="preserve"> </w:t>
+      </w:r>
+      <w:r>
+        <w:rPr>
+          <w:rStyle w:val="VerbatimChar"/>
+        </w:rPr>
+        <w:t xml:space="preserve">Get-Secret</w:t>
+      </w:r>
+      <w:r>
+        <w:t xml:space="preserve">, or environment variables.</w:t>
+      </w:r>
+      <w:r>
+        <w:t xml:space="preserve"> </w:t>
+      </w:r>
+      <w:r>
         <w:t xml:space="preserve">-</w:t>
       </w:r>
       <w:r>
-        <w:rPr>
-          <w:rStyle w:val="NormalTok"/>
-        </w:rPr>
-        <w:t xml:space="preserve">Severity Error</w:t>
-      </w:r>
-      <w:r>
-        <w:rPr>
-          <w:rStyle w:val="OperatorTok"/>
-        </w:rPr>
-        <w:t xml:space="preserve">,</w:t>
-      </w:r>
-      <w:r>
-        <w:rPr>
-          <w:rStyle w:val="NormalTok"/>
-        </w:rPr>
-        <w:t xml:space="preserve">Warning</w:t>
-      </w:r>
-      <w:r>
-        <w:br/>
-      </w:r>
-      <w:r>
-        <w:br/>
-      </w:r>
-      <w:r>
-        <w:rPr>
-          <w:rStyle w:val="CommentTok"/>
-        </w:rPr>
-        <w:t xml:space="preserve"># Secret scan {#sec15}</w:t>
-      </w:r>
-      <w:r>
-        <w:br/>
-      </w:r>
-      <w:r>
-        <w:rPr>
-          <w:rStyle w:val="NormalTok"/>
-        </w:rPr>
-        <w:t xml:space="preserve">gitleaks detect </w:t>
-      </w:r>
-      <w:r>
-        <w:rPr>
-          <w:rStyle w:val="OperatorTok"/>
-        </w:rPr>
-        <w:t xml:space="preserve">--</w:t>
-      </w:r>
-      <w:r>
-        <w:rPr>
-          <w:rStyle w:val="NormalTok"/>
-        </w:rPr>
-        <w:t xml:space="preserve">source</w:t>
-      </w:r>
-      <w:r>
-        <w:rPr>
-          <w:rStyle w:val="OperatorTok"/>
-        </w:rPr>
-        <w:t xml:space="preserve">=.</w:t>
-      </w:r>
-      <w:r>
-        <w:rPr>
-          <w:rStyle w:val="NormalTok"/>
-        </w:rPr>
         <w:t xml:space="preserve"> </w:t>
       </w:r>
       <w:r>
         <w:rPr>
-          <w:rStyle w:val="OperatorTok"/>
-        </w:rPr>
-        <w:t xml:space="preserve">--</w:t>
-      </w:r>
-      <w:r>
-        <w:rPr>
-          <w:rStyle w:val="NormalTok"/>
-        </w:rPr>
-        <w:t xml:space="preserve">report-format json </w:t>
-      </w:r>
-      <w:r>
-        <w:rPr>
-          <w:rStyle w:val="OperatorTok"/>
-        </w:rPr>
-        <w:t xml:space="preserve">--</w:t>
-      </w:r>
-      <w:r>
-        <w:rPr>
-          <w:rStyle w:val="NormalTok"/>
-        </w:rPr>
-        <w:t xml:space="preserve">no-banner</w:t>
-      </w:r>
-    </w:p>
-    <w:p>
-      <w:r>
-        <w:pict>
-          <v:rect style="width:0;height:1.5pt" o:hralign="center" o:hrstd="t" o:hr="t"/>
-        </w:pict>
-      </w:r>
-    </w:p>
-    <w:bookmarkEnd w:id="16"/>
-    <w:bookmarkStart w:id="17" w:name="sec16"/>
+          <w:rStyle w:val="VerbatimChar"/>
+          <w:b/>
+          <w:bCs/>
+        </w:rPr>
+        <w:t xml:space="preserve">AvoidUsingInvokeExpression</w:t>
+      </w:r>
+      <w:r>
+        <w:t xml:space="preserve">: refactor; pass a</w:t>
+      </w:r>
+      <w:r>
+        <w:t xml:space="preserve"> </w:t>
+      </w:r>
+      <w:r>
+        <w:rPr>
+          <w:rStyle w:val="VerbatimChar"/>
+        </w:rPr>
+        <w:t xml:space="preserve">[ScriptBlock]</w:t>
+      </w:r>
+      <w:r>
+        <w:t xml:space="preserve"> </w:t>
+      </w:r>
+      <w:r>
+        <w:t xml:space="preserve">parameter instead of a raw string.</w:t>
+      </w:r>
+    </w:p>
+    <w:bookmarkEnd w:id="18"/>
+    <w:bookmarkStart w:id="19" w:name="sec24"/>
+    <w:p>
+      <w:pPr>
+        <w:pStyle w:val="Heading3"/>
+      </w:pPr>
+      <w:r>
+        <w:t xml:space="preserve">Gitleaks Secrets</w:t>
+      </w:r>
+    </w:p>
+    <w:p>
+      <w:pPr>
+        <w:pStyle w:val="FirstParagraph"/>
+      </w:pPr>
+      <w:r>
+        <w:t xml:space="preserve">If gitleaks finds a committed secret:</w:t>
+      </w:r>
+      <w:r>
+        <w:t xml:space="preserve"> </w:t>
+      </w:r>
+      <w:r>
+        <w:t xml:space="preserve">1. Rotate the credential immediately.</w:t>
+      </w:r>
+      <w:r>
+        <w:t xml:space="preserve"> </w:t>
+      </w:r>
+      <w:r>
+        <w:t xml:space="preserve">2. Rewrite git history with</w:t>
+      </w:r>
+      <w:r>
+        <w:t xml:space="preserve"> </w:t>
+      </w:r>
+      <w:r>
+        <w:rPr>
+          <w:rStyle w:val="VerbatimChar"/>
+        </w:rPr>
+        <w:t xml:space="preserve">git filter-repo</w:t>
+      </w:r>
+      <w:r>
+        <w:t xml:space="preserve"> </w:t>
+      </w:r>
+      <w:r>
+        <w:t xml:space="preserve">or BFG Repo-Cleaner.</w:t>
+      </w:r>
+      <w:r>
+        <w:t xml:space="preserve"> </w:t>
+      </w:r>
+      <w:r>
+        <w:t xml:space="preserve">3. Invalidate the old token/key.</w:t>
+      </w:r>
+      <w:r>
+        <w:t xml:space="preserve"> </w:t>
+      </w:r>
+      <w:r>
+        <w:t xml:space="preserve">4. Add false positives to</w:t>
+      </w:r>
+      <w:r>
+        <w:t xml:space="preserve"> </w:t>
+      </w:r>
+      <w:r>
+        <w:rPr>
+          <w:rStyle w:val="VerbatimChar"/>
+        </w:rPr>
+        <w:t xml:space="preserve">.gitleaks.toml</w:t>
+      </w:r>
+      <w:r>
+        <w:t xml:space="preserve"> </w:t>
+      </w:r>
+      <w:r>
+        <w:t xml:space="preserve">if needed.</w:t>
+      </w:r>
+    </w:p>
+    <w:bookmarkEnd w:id="19"/>
+    <w:bookmarkEnd w:id="20"/>
+    <w:bookmarkStart w:id="23" w:name="sec25"/>
     <w:p>
       <w:pPr>
         <w:pStyle w:val="Heading2"/>
       </w:pPr>
       <w:r>
-        <w:t xml:space="preserve">Quick Reference: Common Quality Rules</w:t>
-      </w:r>
-    </w:p>
-    <w:p>
-      <w:pPr>
-        <w:pStyle w:val="SourceCode"/>
-      </w:pPr>
-      <w:r>
-        <w:rPr>
-          <w:rStyle w:val="CommentTok"/>
-        </w:rPr>
-        <w:t xml:space="preserve"># 1. Never hardcode credentials {#sec17}</w:t>
-      </w:r>
-      <w:r>
-        <w:br/>
-      </w:r>
-      <w:r>
-        <w:rPr>
-          <w:rStyle w:val="CommentTok"/>
-        </w:rPr>
-        <w:t xml:space="preserve"># BAD: {#sec18}</w:t>
-      </w:r>
-      <w:r>
-        <w:br/>
-      </w:r>
-      <w:r>
-        <w:rPr>
-          <w:rStyle w:val="VariableTok"/>
-        </w:rPr>
-        <w:t xml:space="preserve">$password</w:t>
-      </w:r>
-      <w:r>
-        <w:rPr>
-          <w:rStyle w:val="NormalTok"/>
-        </w:rPr>
-        <w:t xml:space="preserve"> </w:t>
-      </w:r>
-      <w:r>
-        <w:rPr>
-          <w:rStyle w:val="OperatorTok"/>
-        </w:rPr>
-        <w:t xml:space="preserve">=</w:t>
-      </w:r>
-      <w:r>
-        <w:rPr>
-          <w:rStyle w:val="NormalTok"/>
-        </w:rPr>
-        <w:t xml:space="preserve"> </w:t>
-      </w:r>
-      <w:r>
-        <w:rPr>
-          <w:rStyle w:val="StringTok"/>
-        </w:rPr>
-        <w:t xml:space="preserve">"MySecretP@ss"</w:t>
-      </w:r>
-      <w:r>
-        <w:br/>
-      </w:r>
-      <w:r>
-        <w:rPr>
-          <w:rStyle w:val="CommentTok"/>
-        </w:rPr>
-        <w:t xml:space="preserve"># GOOD: {#sec19}</w:t>
-      </w:r>
-      <w:r>
-        <w:br/>
-      </w:r>
-      <w:r>
-        <w:rPr>
-          <w:rStyle w:val="VariableTok"/>
-        </w:rPr>
-        <w:t xml:space="preserve">$credential</w:t>
-      </w:r>
-      <w:r>
-        <w:rPr>
-          <w:rStyle w:val="NormalTok"/>
-        </w:rPr>
-        <w:t xml:space="preserve"> </w:t>
-      </w:r>
-      <w:r>
-        <w:rPr>
-          <w:rStyle w:val="OperatorTok"/>
-        </w:rPr>
-        <w:t xml:space="preserve">=</w:t>
-      </w:r>
-      <w:r>
-        <w:rPr>
-          <w:rStyle w:val="NormalTok"/>
-        </w:rPr>
-        <w:t xml:space="preserve"> Get-Secret </w:t>
-      </w:r>
-      <w:r>
-        <w:rPr>
-          <w:rStyle w:val="OperatorTok"/>
-        </w:rPr>
-        <w:t xml:space="preserve">-</w:t>
-      </w:r>
-      <w:r>
-        <w:rPr>
-          <w:rStyle w:val="NormalTok"/>
-        </w:rPr>
-        <w:t xml:space="preserve">Name </w:t>
-      </w:r>
-      <w:r>
-        <w:rPr>
-          <w:rStyle w:val="StringTok"/>
-        </w:rPr>
-        <w:t xml:space="preserve">'MySecret'</w:t>
-      </w:r>
-      <w:r>
-        <w:rPr>
-          <w:rStyle w:val="NormalTok"/>
-        </w:rPr>
-        <w:t xml:space="preserve"> </w:t>
-      </w:r>
-      <w:r>
-        <w:rPr>
-          <w:rStyle w:val="OperatorTok"/>
-        </w:rPr>
-        <w:t xml:space="preserve">-</w:t>
-      </w:r>
-      <w:r>
-        <w:rPr>
-          <w:rStyle w:val="NormalTok"/>
-        </w:rPr>
-        <w:t xml:space="preserve">Vault MyVault</w:t>
-      </w:r>
-      <w:r>
-        <w:br/>
-      </w:r>
-      <w:r>
-        <w:br/>
-      </w:r>
-      <w:r>
-        <w:rPr>
-          <w:rStyle w:val="CommentTok"/>
-        </w:rPr>
-        <w:t xml:space="preserve"># 2. Never use Invoke-Expression on outside input {#sec20}</w:t>
-      </w:r>
-      <w:r>
-        <w:br/>
-      </w:r>
-      <w:r>
-        <w:rPr>
-          <w:rStyle w:val="CommentTok"/>
-        </w:rPr>
-        <w:t xml:space="preserve"># BAD: {#sec21}</w:t>
-      </w:r>
-      <w:r>
-        <w:br/>
-      </w:r>
-      <w:r>
-        <w:rPr>
-          <w:rStyle w:val="FunctionTok"/>
-        </w:rPr>
-        <w:t xml:space="preserve">Invoke-Expression</w:t>
-      </w:r>
-      <w:r>
-        <w:rPr>
-          <w:rStyle w:val="NormalTok"/>
-        </w:rPr>
-        <w:t xml:space="preserve"> </w:t>
-      </w:r>
-      <w:r>
-        <w:rPr>
-          <w:rStyle w:val="VariableTok"/>
-        </w:rPr>
-        <w:t xml:space="preserve">$userInput</w:t>
-      </w:r>
-      <w:r>
-        <w:br/>
-      </w:r>
-      <w:r>
-        <w:rPr>
-          <w:rStyle w:val="CommentTok"/>
-        </w:rPr>
-        <w:t xml:space="preserve"># GOOD: Avoid entirely; prefer direct cmdlet calls {#sec22}</w:t>
-      </w:r>
-      <w:r>
-        <w:br/>
-      </w:r>
-      <w:r>
-        <w:br/>
-      </w:r>
-      <w:r>
-        <w:rPr>
-          <w:rStyle w:val="CommentTok"/>
-        </w:rPr>
-        <w:t xml:space="preserve"># 3. Always validate inputs {#sec23}</w:t>
-      </w:r>
-      <w:r>
-        <w:br/>
-      </w:r>
-      <w:r>
-        <w:rPr>
-          <w:rStyle w:val="KeywordTok"/>
-        </w:rPr>
-        <w:t xml:space="preserve">param</w:t>
-      </w:r>
-      <w:r>
-        <w:rPr>
-          <w:rStyle w:val="OperatorTok"/>
-        </w:rPr>
-        <w:t xml:space="preserve">([</w:t>
-      </w:r>
-      <w:r>
-        <w:rPr>
-          <w:rStyle w:val="NormalTok"/>
-        </w:rPr>
-        <w:t xml:space="preserve">Parameter</w:t>
-      </w:r>
-      <w:r>
-        <w:rPr>
-          <w:rStyle w:val="OperatorTok"/>
-        </w:rPr>
-        <w:t xml:space="preserve">(</w:t>
-      </w:r>
-      <w:r>
-        <w:rPr>
-          <w:rStyle w:val="NormalTok"/>
-        </w:rPr>
-        <w:t xml:space="preserve">Mandatory</w:t>
-      </w:r>
-      <w:r>
-        <w:rPr>
-          <w:rStyle w:val="OperatorTok"/>
-        </w:rPr>
-        <w:t xml:space="preserve">)][</w:t>
-      </w:r>
-      <w:r>
-        <w:rPr>
-          <w:rStyle w:val="NormalTok"/>
-        </w:rPr>
-        <w:t xml:space="preserve">ValidateScript</w:t>
-      </w:r>
-      <w:r>
-        <w:rPr>
-          <w:rStyle w:val="OperatorTok"/>
-        </w:rPr>
-        <w:t xml:space="preserve">({</w:t>
-      </w:r>
-      <w:r>
-        <w:rPr>
-          <w:rStyle w:val="NormalTok"/>
-        </w:rPr>
-        <w:t xml:space="preserve"> Test-Path </w:t>
-      </w:r>
-      <w:r>
-        <w:rPr>
-          <w:rStyle w:val="VariableTok"/>
-        </w:rPr>
-        <w:t xml:space="preserve">$_</w:t>
-      </w:r>
-      <w:r>
-        <w:rPr>
-          <w:rStyle w:val="NormalTok"/>
-        </w:rPr>
-        <w:t xml:space="preserve"> </w:t>
-      </w:r>
-      <w:r>
-        <w:rPr>
-          <w:rStyle w:val="OperatorTok"/>
-        </w:rPr>
-        <w:t xml:space="preserve">})]</w:t>
-      </w:r>
-      <w:r>
-        <w:rPr>
-          <w:rStyle w:val="NormalTok"/>
-        </w:rPr>
-        <w:t xml:space="preserve"> </w:t>
-      </w:r>
-      <w:r>
-        <w:rPr>
-          <w:rStyle w:val="OperatorTok"/>
-        </w:rPr>
-        <w:t xml:space="preserve">[</w:t>
-      </w:r>
-      <w:r>
-        <w:rPr>
-          <w:rStyle w:val="DataTypeTok"/>
-        </w:rPr>
-        <w:t xml:space="preserve">string</w:t>
-      </w:r>
-      <w:r>
-        <w:rPr>
-          <w:rStyle w:val="OperatorTok"/>
-        </w:rPr>
-        <w:t xml:space="preserve">]</w:t>
-      </w:r>
-      <w:r>
-        <w:rPr>
-          <w:rStyle w:val="NormalTok"/>
-        </w:rPr>
-        <w:t xml:space="preserve"> </w:t>
-      </w:r>
-      <w:r>
-        <w:rPr>
-          <w:rStyle w:val="VariableTok"/>
-        </w:rPr>
-        <w:t xml:space="preserve">$Path</w:t>
-      </w:r>
-      <w:r>
-        <w:rPr>
-          <w:rStyle w:val="OperatorTok"/>
-        </w:rPr>
-        <w:t xml:space="preserve">)</w:t>
-      </w:r>
-      <w:r>
-        <w:br/>
-      </w:r>
-      <w:r>
-        <w:br/>
-      </w:r>
-      <w:r>
-        <w:rPr>
-          <w:rStyle w:val="CommentTok"/>
-        </w:rPr>
-        <w:t xml:space="preserve"># 4. Use ShouldProcess for mutating cmdlets {#sec24}</w:t>
-      </w:r>
-      <w:r>
-        <w:br/>
-      </w:r>
-      <w:r>
-        <w:rPr>
-          <w:rStyle w:val="OperatorTok"/>
-        </w:rPr>
-        <w:t xml:space="preserve">[</w:t>
-      </w:r>
-      <w:r>
-        <w:rPr>
-          <w:rStyle w:val="NormalTok"/>
-        </w:rPr>
-        <w:t xml:space="preserve">Cmdlet</w:t>
-      </w:r>
-      <w:r>
-        <w:rPr>
-          <w:rStyle w:val="OperatorTok"/>
-        </w:rPr>
-        <w:t xml:space="preserve">(</w:t>
-      </w:r>
-      <w:r>
-        <w:rPr>
-          <w:rStyle w:val="NormalTok"/>
-        </w:rPr>
-        <w:t xml:space="preserve">VerbsCommon</w:t>
-      </w:r>
-      <w:r>
-        <w:rPr>
-          <w:rStyle w:val="OperatorTok"/>
-        </w:rPr>
-        <w:t xml:space="preserve">.</w:t>
-      </w:r>
-      <w:r>
-        <w:rPr>
-          <w:rStyle w:val="FunctionTok"/>
-        </w:rPr>
-        <w:t xml:space="preserve">Set</w:t>
-      </w:r>
-      <w:r>
-        <w:rPr>
-          <w:rStyle w:val="OperatorTok"/>
-        </w:rPr>
-        <w:t xml:space="preserve">,</w:t>
-      </w:r>
-      <w:r>
-        <w:rPr>
-          <w:rStyle w:val="NormalTok"/>
-        </w:rPr>
-        <w:t xml:space="preserve"> </w:t>
-      </w:r>
-      <w:r>
-        <w:rPr>
-          <w:rStyle w:val="StringTok"/>
-        </w:rPr>
-        <w:t xml:space="preserve">'ServerState'</w:t>
-      </w:r>
-      <w:r>
-        <w:rPr>
-          <w:rStyle w:val="OperatorTok"/>
-        </w:rPr>
-        <w:t xml:space="preserve">,</w:t>
-      </w:r>
-      <w:r>
-        <w:rPr>
-          <w:rStyle w:val="NormalTok"/>
-        </w:rPr>
-        <w:t xml:space="preserve"> SupportsShouldProcess</w:t>
-      </w:r>
-      <w:r>
-        <w:rPr>
-          <w:rStyle w:val="OperatorTok"/>
-        </w:rPr>
-        <w:t xml:space="preserve">)]</w:t>
-      </w:r>
-      <w:r>
-        <w:br/>
-      </w:r>
-      <w:r>
-        <w:br/>
-      </w:r>
-      <w:r>
-        <w:rPr>
-          <w:rStyle w:val="CommentTok"/>
-        </w:rPr>
-        <w:t xml:space="preserve"># 5. Set strict mode at script top {#sec25}</w:t>
-      </w:r>
-      <w:r>
-        <w:br/>
-      </w:r>
-      <w:r>
-        <w:rPr>
-          <w:rStyle w:val="FunctionTok"/>
-        </w:rPr>
-        <w:t xml:space="preserve">Set-StrictMode</w:t>
-      </w:r>
-      <w:r>
-        <w:rPr>
-          <w:rStyle w:val="NormalTok"/>
-        </w:rPr>
-        <w:t xml:space="preserve"> </w:t>
-      </w:r>
-      <w:r>
-        <w:rPr>
-          <w:rStyle w:val="OperatorTok"/>
-        </w:rPr>
-        <w:t xml:space="preserve">-</w:t>
-      </w:r>
-      <w:r>
-        <w:rPr>
-          <w:rStyle w:val="NormalTok"/>
-        </w:rPr>
-        <w:t xml:space="preserve">Version Latest</w:t>
-      </w:r>
-    </w:p>
-    <w:p>
-      <w:r>
-        <w:pict>
-          <v:rect style="width:0;height:1.5pt" o:hralign="center" o:hrstd="t" o:hr="t"/>
-        </w:pict>
-      </w:r>
-    </w:p>
-    <w:bookmarkEnd w:id="17"/>
-    <w:bookmarkStart w:id="20" w:name="sec26"/>
-    <w:p>
-      <w:pPr>
-        <w:pStyle w:val="Heading2"/>
-      </w:pPr>
-      <w:r>
-        <w:t xml:space="preserve">Handling Findings</w:t>
-      </w:r>
-    </w:p>
-    <w:bookmarkStart w:id="18" w:name="sec27"/>
-    <w:p>
-      <w:pPr>
-        <w:pStyle w:val="Heading3"/>
-      </w:pPr>
-      <w:r>
-        <w:t xml:space="preserve">PSScriptAnalyzer</w:t>
-      </w:r>
-      <w:r>
-        <w:t xml:space="preserve"> </w:t>
-      </w:r>
-      <w:r>
-        <w:rPr>
-          <w:rStyle w:val="VerbatimChar"/>
-        </w:rPr>
-        <w:t xml:space="preserve">Error</w:t>
-      </w:r>
-      <w:r>
-        <w:t xml:space="preserve"> </w:t>
-      </w:r>
-      <w:r>
-        <w:t xml:space="preserve">Findings</w:t>
-      </w:r>
-    </w:p>
-    <w:p>
-      <w:pPr>
-        <w:pStyle w:val="FirstParagraph"/>
-      </w:pPr>
-      <w:r>
-        <w:t xml:space="preserve">These are blocking - fix before merging:</w:t>
+        <w:t xml:space="preserve">See Also</w:t>
       </w:r>
     </w:p>
     <w:p>
@@ -2004,206 +1935,6 @@
         <w:numPr>
           <w:ilvl w:val="0"/>
           <w:numId w:val="1004"/>
-        </w:numPr>
-      </w:pPr>
-      <w:r>
-        <w:rPr>
-          <w:rStyle w:val="VerbatimChar"/>
-          <w:b/>
-          <w:bCs/>
-        </w:rPr>
-        <w:t xml:space="preserve">AvoidUsingConvertToSecureStringWithPlainText</w:t>
-      </w:r>
-      <w:r>
-        <w:t xml:space="preserve">: Replace literal passwords with</w:t>
-      </w:r>
-      <w:r>
-        <w:t xml:space="preserve"> </w:t>
-      </w:r>
-      <w:r>
-        <w:rPr>
-          <w:rStyle w:val="VerbatimChar"/>
-        </w:rPr>
-        <w:t xml:space="preserve">Get-Credential</w:t>
-      </w:r>
-      <w:r>
-        <w:t xml:space="preserve">,</w:t>
-      </w:r>
-      <w:r>
-        <w:t xml:space="preserve"> </w:t>
-      </w:r>
-      <w:r>
-        <w:rPr>
-          <w:rStyle w:val="VerbatimChar"/>
-        </w:rPr>
-        <w:t xml:space="preserve">Get-Secret</w:t>
-      </w:r>
-      <w:r>
-        <w:t xml:space="preserve">, or environment variables.</w:t>
-      </w:r>
-    </w:p>
-    <w:p>
-      <w:pPr>
-        <w:pStyle w:val="Compact"/>
-        <w:numPr>
-          <w:ilvl w:val="0"/>
-          <w:numId w:val="1004"/>
-        </w:numPr>
-      </w:pPr>
-      <w:r>
-        <w:rPr>
-          <w:rStyle w:val="VerbatimChar"/>
-          <w:b/>
-          <w:bCs/>
-        </w:rPr>
-        <w:t xml:space="preserve">AvoidUsingInvokeExpression</w:t>
-      </w:r>
-      <w:r>
-        <w:t xml:space="preserve">: Refactor; pass a</w:t>
-      </w:r>
-      <w:r>
-        <w:t xml:space="preserve"> </w:t>
-      </w:r>
-      <w:r>
-        <w:rPr>
-          <w:rStyle w:val="VerbatimChar"/>
-        </w:rPr>
-        <w:t xml:space="preserve">[ScriptBlock]</w:t>
-      </w:r>
-      <w:r>
-        <w:t xml:space="preserve"> </w:t>
-      </w:r>
-      <w:r>
-        <w:t xml:space="preserve">parameter instead of raw string.</w:t>
-      </w:r>
-    </w:p>
-    <w:bookmarkEnd w:id="18"/>
-    <w:bookmarkStart w:id="19" w:name="sec28"/>
-    <w:p>
-      <w:pPr>
-        <w:pStyle w:val="Heading3"/>
-      </w:pPr>
-      <w:r>
-        <w:t xml:space="preserve">Gitleaks Secrets</w:t>
-      </w:r>
-    </w:p>
-    <w:p>
-      <w:pPr>
-        <w:pStyle w:val="FirstParagraph"/>
-      </w:pPr>
-      <w:r>
-        <w:rPr>
-          <w:b/>
-          <w:bCs/>
-        </w:rPr>
-        <w:t xml:space="preserve">URGENT</w:t>
-      </w:r>
-      <w:r>
-        <w:t xml:space="preserve">: If gitleaks finds a committed secret:</w:t>
-      </w:r>
-    </w:p>
-    <w:p>
-      <w:pPr>
-        <w:pStyle w:val="Compact"/>
-        <w:numPr>
-          <w:ilvl w:val="0"/>
-          <w:numId w:val="1005"/>
-        </w:numPr>
-      </w:pPr>
-      <w:r>
-        <w:t xml:space="preserve">Rotate the credential immediately.</w:t>
-      </w:r>
-    </w:p>
-    <w:p>
-      <w:pPr>
-        <w:pStyle w:val="Compact"/>
-        <w:numPr>
-          <w:ilvl w:val="0"/>
-          <w:numId w:val="1005"/>
-        </w:numPr>
-      </w:pPr>
-      <w:r>
-        <w:t xml:space="preserve">Rewrite git history with</w:t>
-      </w:r>
-      <w:r>
-        <w:t xml:space="preserve"> </w:t>
-      </w:r>
-      <w:r>
-        <w:rPr>
-          <w:rStyle w:val="VerbatimChar"/>
-        </w:rPr>
-        <w:t xml:space="preserve">git filter-repo</w:t>
-      </w:r>
-      <w:r>
-        <w:t xml:space="preserve"> </w:t>
-      </w:r>
-      <w:r>
-        <w:t xml:space="preserve">or BFG Repo-Cleaner.</w:t>
-      </w:r>
-    </w:p>
-    <w:p>
-      <w:pPr>
-        <w:pStyle w:val="Compact"/>
-        <w:numPr>
-          <w:ilvl w:val="0"/>
-          <w:numId w:val="1005"/>
-        </w:numPr>
-      </w:pPr>
-      <w:r>
-        <w:t xml:space="preserve">Invalidate the old token/key.</w:t>
-      </w:r>
-    </w:p>
-    <w:p>
-      <w:pPr>
-        <w:pStyle w:val="Compact"/>
-        <w:numPr>
-          <w:ilvl w:val="0"/>
-          <w:numId w:val="1005"/>
-        </w:numPr>
-      </w:pPr>
-      <w:r>
-        <w:t xml:space="preserve">Add false positives to</w:t>
-      </w:r>
-      <w:r>
-        <w:t xml:space="preserve"> </w:t>
-      </w:r>
-      <w:r>
-        <w:rPr>
-          <w:rStyle w:val="VerbatimChar"/>
-        </w:rPr>
-        <w:t xml:space="preserve">.gitleaks.toml</w:t>
-      </w:r>
-      <w:r>
-        <w:t xml:space="preserve"> </w:t>
-      </w:r>
-      <w:r>
-        <w:t xml:space="preserve">if needed.</w:t>
-      </w:r>
-    </w:p>
-    <w:p>
-      <w:r>
-        <w:pict>
-          <v:rect style="width:0;height:1.5pt" o:hralign="center" o:hrstd="t" o:hr="t"/>
-        </w:pict>
-      </w:r>
-    </w:p>
-    <w:bookmarkEnd w:id="19"/>
-    <w:bookmarkEnd w:id="20"/>
-    <w:bookmarkStart w:id="23" w:name="sec29"/>
-    <w:p>
-      <w:pPr>
-        <w:pStyle w:val="Heading2"/>
-      </w:pPr>
-      <w:r>
-        <w:t xml:space="preserve">See Also</w:t>
-      </w:r>
-    </w:p>
-    <w:p>
-      <w:pPr>
-        <w:pStyle w:val="Compact"/>
-        <w:numPr>
-          <w:ilvl w:val="0"/>
-          <w:numId w:val="1006"/>
         </w:numPr>
       </w:pPr>
       <w:r>
@@ -2226,7 +1957,7 @@
         <w:pStyle w:val="Compact"/>
         <w:numPr>
           <w:ilvl w:val="0"/>
-          <w:numId w:val="1006"/>
+          <w:numId w:val="1004"/>
         </w:numPr>
       </w:pPr>
       <w:r>
@@ -2460,91 +2191,6 @@
       </w:rPr>
     </w:lvl>
   </w:abstractNum>
-  <w:abstractNum w:abstractNumId="99411">
-    <w:nsid w:val="00A99411"/>
-    <w:multiLevelType w:val="multilevel"/>
-    <w:lvl w:ilvl="0">
-      <w:start w:val="1"/>
-      <w:numFmt w:val="decimal"/>
-      <w:lvlText w:val="%1."/>
-      <w:lvlJc w:val="left"/>
-      <w:pPr>
-        <w:ind w:left="720" w:hanging="360"/>
-      </w:pPr>
-    </w:lvl>
-    <w:lvl w:ilvl="1">
-      <w:start w:val="1"/>
-      <w:numFmt w:val="decimal"/>
-      <w:lvlText w:val="%2."/>
-      <w:lvlJc w:val="left"/>
-      <w:pPr>
-        <w:ind w:left="1440" w:hanging="360"/>
-      </w:pPr>
-    </w:lvl>
-    <w:lvl w:ilvl="2">
-      <w:start w:val="1"/>
-      <w:numFmt w:val="decimal"/>
-      <w:lvlText w:val="%3."/>
-      <w:lvlJc w:val="left"/>
-      <w:pPr>
-        <w:ind w:left="2160" w:hanging="360"/>
-      </w:pPr>
-    </w:lvl>
-    <w:lvl w:ilvl="3">
-      <w:start w:val="1"/>
-      <w:numFmt w:val="decimal"/>
-      <w:lvlText w:val="%4."/>
-      <w:lvlJc w:val="left"/>
-      <w:pPr>
-        <w:ind w:left="2880" w:hanging="360"/>
-      </w:pPr>
-    </w:lvl>
-    <w:lvl w:ilvl="4">
-      <w:start w:val="1"/>
-      <w:numFmt w:val="decimal"/>
-      <w:lvlText w:val="%5."/>
-      <w:lvlJc w:val="left"/>
-      <w:pPr>
-        <w:ind w:left="3600" w:hanging="360"/>
-      </w:pPr>
-    </w:lvl>
-    <w:lvl w:ilvl="5">
-      <w:start w:val="1"/>
-      <w:numFmt w:val="decimal"/>
-      <w:lvlText w:val="%6."/>
-      <w:lvlJc w:val="left"/>
-      <w:pPr>
-        <w:ind w:left="4320" w:hanging="360"/>
-      </w:pPr>
-    </w:lvl>
-    <w:lvl w:ilvl="6">
-      <w:start w:val="1"/>
-      <w:numFmt w:val="decimal"/>
-      <w:lvlText w:val="%7."/>
-      <w:lvlJc w:val="left"/>
-      <w:pPr>
-        <w:ind w:left="5040" w:hanging="360"/>
-      </w:pPr>
-    </w:lvl>
-    <w:lvl w:ilvl="7">
-      <w:start w:val="1"/>
-      <w:numFmt w:val="decimal"/>
-      <w:lvlText w:val="%8."/>
-      <w:lvlJc w:val="left"/>
-      <w:pPr>
-        <w:ind w:left="5760" w:hanging="360"/>
-      </w:pPr>
-    </w:lvl>
-    <w:lvl w:ilvl="8">
-      <w:start w:val="1"/>
-      <w:numFmt w:val="decimal"/>
-      <w:lvlText w:val="%9."/>
-      <w:lvlJc w:val="left"/>
-      <w:pPr>
-        <w:ind w:left="6480" w:hanging="360"/>
-      </w:pPr>
-    </w:lvl>
-  </w:abstractNum>
   <w:num w:numId="1000">
     <w:abstractNumId w:val="990"/>
   </w:num>
@@ -2558,39 +2204,6 @@
     <w:abstractNumId w:val="991"/>
   </w:num>
   <w:num w:numId="1004">
-    <w:abstractNumId w:val="991"/>
-  </w:num>
-  <w:num w:numId="1005">
-    <w:abstractNumId w:val="99411"/>
-    <w:lvlOverride w:ilvl="0">
-      <w:startOverride w:val="1"/>
-    </w:lvlOverride>
-    <w:lvlOverride w:ilvl="1">
-      <w:startOverride w:val="1"/>
-    </w:lvlOverride>
-    <w:lvlOverride w:ilvl="2">
-      <w:startOverride w:val="1"/>
-    </w:lvlOverride>
-    <w:lvlOverride w:ilvl="3">
-      <w:startOverride w:val="1"/>
-    </w:lvlOverride>
-    <w:lvlOverride w:ilvl="4">
-      <w:startOverride w:val="1"/>
-    </w:lvlOverride>
-    <w:lvlOverride w:ilvl="5">
-      <w:startOverride w:val="1"/>
-    </w:lvlOverride>
-    <w:lvlOverride w:ilvl="6">
-      <w:startOverride w:val="1"/>
-    </w:lvlOverride>
-    <w:lvlOverride w:ilvl="7">
-      <w:startOverride w:val="1"/>
-    </w:lvlOverride>
-    <w:lvlOverride w:ilvl="8">
-      <w:startOverride w:val="1"/>
-    </w:lvlOverride>
-  </w:num>
-  <w:num w:numId="1006">
     <w:abstractNumId w:val="991"/>
   </w:num>
 </w:numbering>
